--- a/rapports/16_02_2026/TRAORE/coh_EQ15_sup_082102000027.docx
+++ b/rapports/16_02_2026/TRAORE/coh_EQ15_sup_082102000027.docx
@@ -25,7 +25,7 @@
         <w:br/>
         <w:t>Grappe: 082102000027</w:t>
         <w:br/>
-        <w:t>Date: 16/02/2026 a 12:40</w:t>
+        <w:t>Date: 16/02/2026 a 12:58</w:t>
       </w:r>
     </w:p>
     <w:p/>

--- a/rapports/16_02_2026/TRAORE/coh_EQ15_sup_082102000027.docx
+++ b/rapports/16_02_2026/TRAORE/coh_EQ15_sup_082102000027.docx
@@ -25,7 +25,7 @@
         <w:br/>
         <w:t>Grappe: 082102000027</w:t>
         <w:br/>
-        <w:t>Date: 16/02/2026 a 12:58</w:t>
+        <w:t>Date: 16/02/2026 a 13:04</w:t>
       </w:r>
     </w:p>
     <w:p/>
@@ -914,7 +914,7 @@
         <w:br/>
         <w:t xml:space="preserve">- Peu probable! OMAR TOURE  n'arrive pas  à comprendre un petit texte lu dans une langue locale (s02q03). Veuillez corriger ou donner des explications au QG. Le domaine que OMAR TOURE bénéficié de cette formation est Permis de conduire et semble exister dans les modalités, prière de prendre attache avec le QG pour plus d'explication afin de la classer bien. </w:t>
         <w:br/>
-        <w:t xml:space="preserve">- Peu probable! OUMAR TOURE  n'arrive pas  à comprendre un petit texte lu dans une langue locale (s02q03). Veuillez corriger ou donner des explications au QG. Dans les milieux urbains c'est peu probable de voir une école dont les élèves ou étudiants ne dépensent pas en frais d'uniformes, prière de verifier pour OUMAR TOURE et corriger ou confirmer avec le QG. </w:t>
+        <w:t xml:space="preserve">- Peu probable! OUMAR TOURE  n'arrive pas  à comprendre un petit texte lu dans une langue locale (s02q03). Veuillez corriger ou donner des explications au QG. Dans les milieux urbains c'est peu probable de voir une école dont les élèves ou étudiants ne dépensent pas en frais d'uniformes, prière de verifier pour OUMAR TOURE et corriger ou confirmer avec le QG. Attention ! Le frais de scolarité (10000 Fcfa) de OUMAR TOURE en 4ème année de Secondaire 1 (Moyen) Général est relativement élevé par rapport aux autres frais de scolarités observés dans cette zone. Prière de corriger ou de confirmer avec le QG. </w:t>
         <w:br/>
         <w:t>- Peu probable! SEYNI TOURE  n'arrive pas  à comprendre un petit texte lu dans une langue locale (s02q03). Veuillez corriger ou donner des explications au QG. Peu probable! SEYNI TOURE  ne sait ni lire, ni écrire, ni comprendre dans aucune des langues  (s02q01,s02q02,s02q03). Veuillez corriger ou donner des explications au QG.</w:t>
       </w:r>
@@ -1050,7 +1050,7 @@
         <w:rPr>
           <w:sz w:val="20"/>
         </w:rPr>
-        <w:t>- Attention ! Le prix unitaire d'achat (150 Fcfa) de Pain moderne (Baguette) en miche (Moyen) est relativement faible par rapport aux autres prix observés dans cette zone. Prière de corriger ou de confirmer avec le QG. Attention ! Le prix unitaire d'achat (200 Fcfa) de Carotte en Pièce (Moyen) est relativement élevé par rapport aux autres prix observés dans cette zone. Prière de corriger ou de confirmer avec le QG. Attention ! Le prix unitaire d'achat (33.33333 Fcfa) de Concentré de tomate en Sachets industriel (Petit) est relativement faible par rapport aux autres prix observés dans cette zone. Prière de corriger ou de confirmer avec le QG. Avertissement!! La quantité (4.5 litre) du produit Huile de palme raffinée consommée  par le ménage semble très élevé, prière de corriger ou confirmer avec le QG. Attention ! Le prix unitaire d'achat (400 Fcfa) de Huile de palme raffinée en Litre (taille unique) est relativement faible par rapport aux autres prix observés dans cette zone. Prière de corriger ou de confirmer avec le QG. Avertissement!!! Le ménage a consommé 1 Paquet Moyen de Thé en sachet, cette quantité semble anormale pour une consommation des 7 derniers jours.Prière de corriger ou de confirmer avec le QG. Avertissement!!! Le ménage a consommé 28 Pièce Moyen de Capitaine frais, cette quantité semble anormale pour une consommation des 7 derniers jours.Prière de corriger ou de confirmer avec le QG. Difficile de consommer le Sel en Sachets industriel Petit prière de verifier. Le prix d'achat unitaire (114.2857 Fcfa) de Riz importé parfumé en Kg de taille  taille unique  est très faible, prière de regarder les reponses prises dans les questions s07bq07a s07bq07b s07bq07c s07bq08 pour mieux corriger. Attention ! Le prix unitaire d'achat (114.2857 Fcfa) de Riz importé parfumé en Kg (taille unique) est relativement faible par rapport aux autres prix observés dans cette zone. Prière de corriger ou de confirmer avec le QG.</w:t>
+        <w:t>- Attention ! Le prix unitaire d'achat (150 Fcfa) de Pain moderne (Baguette) en miche (Moyen) est relativement faible par rapport aux autres prix observés dans cette zone. Prière de corriger ou de confirmer avec le QG. Attention ! Le prix unitaire d'achat (200 Fcfa) de Carotte en Pièce (Moyen) est relativement élevé par rapport aux autres prix observés dans cette zone. Prière de corriger ou de confirmer avec le QG. Attention ! Le prix unitaire d'achat (200 Fcfa) de Tomate fraîche en Sachets (Petit) est relativement élevé par rapport aux autres prix observés dans cette zone. Prière de corriger ou de confirmer avec le QG. Attention ! Le prix unitaire d'achat (33.33333 Fcfa) de Concentré de tomate en Sachets industriel (Petit) est relativement faible par rapport aux autres prix observés dans cette zone. Prière de corriger ou de confirmer avec le QG. Attention ! Le prix unitaire d'achat (33.33333 Fcfa) de Piment frais en Pièce (Moyen) est relativement faible par rapport aux autres prix observés dans cette zone. Prière de corriger ou de confirmer avec le QG. Attention ! Le prix unitaire d'achat (600 Fcfa) de Pâte d'arachide en Sachets (Moyen) est relativement élevé par rapport aux autres prix observés dans cette zone. Prière de corriger ou de confirmer avec le QG. Avertissement!! La quantité (4.5 litre) du produit Huile de palme raffinée consommée  par le ménage semble très élevé, prière de corriger ou confirmer avec le QG. Attention ! Le prix unitaire d'achat (400 Fcfa) de Huile de palme raffinée en Litre (taille unique) est relativement faible par rapport aux autres prix observés dans cette zone. Prière de corriger ou de confirmer avec le QG. Avertissement!!! Le ménage a consommé 1 Paquet Moyen de Thé en sachet, cette quantité semble anormale pour une consommation des 7 derniers jours.Prière de corriger ou de confirmer avec le QG. Avertissement!!! Le ménage a consommé 28 Pièce Moyen de Capitaine frais, cette quantité semble anormale pour une consommation des 7 derniers jours.Prière de corriger ou de confirmer avec le QG. Difficile de consommer le Sel en Sachets industriel Petit prière de verifier. Le prix d'achat unitaire (114.2857 Fcfa) de Riz importé parfumé en Kg de taille  taille unique  est très faible, prière de regarder les reponses prises dans les questions s07bq07a s07bq07b s07bq07c s07bq08 pour mieux corriger. Attention ! Le prix unitaire d'achat (114.2857 Fcfa) de Riz importé parfumé en Kg (taille unique) est relativement faible par rapport aux autres prix observés dans cette zone. Prière de corriger ou de confirmer avec le QG.</w:t>
       </w:r>
     </w:p>
     <w:p>
@@ -1071,7 +1071,9 @@
         <w:rPr>
           <w:sz w:val="20"/>
         </w:rPr>
-        <w:t xml:space="preserve">- Attention ! Appareil TV a été achété à 150000 Fcfa est relativement élevé par rapport aux autres prix d'achat observés dans cette zone. Prière de corriger ou de confirmer avec le QG. Attention ! Appareil TV a été revendu à 150000 Fcfa qui est relativement élevé par rapport aux autres prix de revente observés dans cette zone. Prière de corriger ou de confirmer avec le QG. </w:t>
+        <w:t xml:space="preserve">- Attention ! Appareil TV a été revendu à 150000 Fcfa qui est relativement élevé par rapport aux autres prix de revente observés dans cette zone. Prière de corriger ou de confirmer avec le QG. </w:t>
+        <w:br/>
+        <w:t xml:space="preserve">- Attention ! Bonbonne de gaz a été revendu à 20000 Fcfa qui est relativement élevé par rapport aux autres prix de revente observés dans cette zone. Prière de corriger ou de confirmer avec le QG. </w:t>
         <w:br/>
         <w:t xml:space="preserve">- Attention ! Climatiseurs/splits (non installés au mur) a été achété à 20000 Fcfa est relativement faible par rapport aux autres prix d'achat observés dans cette zone. Prière de corriger ou de confirmer avec le QG. </w:t>
         <w:br/>
@@ -2096,9 +2098,9 @@
         </w:rPr>
         <w:t xml:space="preserve">- Peu probable! DADO DIAW  n'arrive pas  à comprendre un petit texte lu dans une langue locale (s02q03). Veuillez corriger ou donner des explications au QG. Peu probable! DADO DIAW  ne sait ni lire, ni écrire, ni comprendre dans aucune des langues  (s02q01,s02q02,s02q03). Veuillez corriger ou donner des explications au QG. </w:t>
         <w:br/>
-        <w:t xml:space="preserve">- Peu probable! KHADY DIENG  n'arrive pas  à comprendre un petit texte lu dans une langue locale (s02q03). Veuillez corriger ou donner des explications au QG. Attention ! Le frais de scolarité (5300 Fcfa) de KHADY DIENG en 2ème année de Secondaire 1 (Moyen) Général est relativement élevé par rapport aux autres frais de scolarités observés dans cette zone. Prière de corriger ou de confirmer avec le QG. </w:t>
+        <w:t xml:space="preserve">- Peu probable! KHADY DIENG  n'arrive pas  à comprendre un petit texte lu dans une langue locale (s02q03). Veuillez corriger ou donner des explications au QG. </w:t>
         <w:br/>
-        <w:t xml:space="preserve">- Peu probable! MAISSA DIA  n'arrive pas  à comprendre un petit texte lu dans une langue locale (s02q03). Veuillez corriger ou donner des explications au QG. Attention ! Le frais de scolarité (5300 Fcfa) de MAISSA DIA en 2ème année de Secondaire 1 (Moyen) Général est relativement élevé par rapport aux autres frais de scolarités observés dans cette zone. Prière de corriger ou de confirmer avec le QG. </w:t>
+        <w:t xml:space="preserve">- Peu probable! MAISSA DIA  n'arrive pas  à comprendre un petit texte lu dans une langue locale (s02q03). Veuillez corriger ou donner des explications au QG. </w:t>
         <w:br/>
         <w:t xml:space="preserve">- Peu probable! MATY DIENG  n'arrive pas  à comprendre un petit texte lu dans une langue locale (s02q03). Veuillez corriger ou donner des explications au QG. Peu probable! MATY DIENG  ne sait ni lire, ni écrire, ni comprendre dans aucune des langues  (s02q01,s02q02,s02q03). Veuillez corriger ou donner des explications au QG. </w:t>
         <w:br/>
@@ -2144,7 +2146,7 @@
         <w:rPr>
           <w:sz w:val="20"/>
         </w:rPr>
-        <w:t>- Attention ! Le prix unitaire d'achat (125 Fcfa) de Poisson frais type 9 en Pièce (Moyen) est relativement faible par rapport aux autres prix observés dans cette zone. Prière de corriger ou de confirmer avec le QG. Attention ! Le prix unitaire d'achat (171.4286 Fcfa) de Pain moderne (Baguette) en miche (Moyen) est relativement faible par rapport aux autres prix observés dans cette zone. Prière de corriger ou de confirmer avec le QG. Attention ! Soupçons de quantité anormale! Le ménage de MATY DIENG avec une taille de 5 personnes a consommé 24.5 miche en Moyen de Pain moderne (Baguette) qui est relativement élevé comme consommation par rapport à la condition de vie des autres ménages de même taille dans cette zone. Prière de corriger ou de confirmer avec le QG. Attention ! Soupçons de quantité anormale! Le ménage de MATY DIENG avec une taille de 5 personnes a consommé 7 Kg en taille unique de Oignon frais qui est relativement élevé comme consommation par rapport à la condition de vie des autres ménages de même taille dans cette zone. Prière de corriger ou de confirmer avec le QG. Avertissement!! La quantité (4 litre) du produit Huile de palme raffinée consommée  par le ménage semble très élevé, prière de corriger ou confirmer avec le QG. Avertissement!!! Le ménage a consommé 1 Paquet Grand de Thé en sachet, cette quantité semble anormale pour une consommation des 7 derniers jours.Prière de corriger ou de confirmer avec le QG.</w:t>
+        <w:t>- Attention ! Le prix unitaire d'achat (100 Fcfa) de Concentré de tomate en Sachets industriel (Petit) est relativement faible par rapport aux autres prix observés dans cette zone. Prière de corriger ou de confirmer avec le QG. Attention ! Le prix unitaire d'achat (1200 Fcfa) de Cube alimentaire (Maggi, Jumbo, ) en Paquet (Moyen) est relativement faible par rapport aux autres prix observés dans cette zone. Prière de corriger ou de confirmer avec le QG. Attention ! Le prix unitaire d'achat (171.4286 Fcfa) de Pain moderne (Baguette) en miche (Moyen) est relativement faible par rapport aux autres prix observés dans cette zone. Prière de corriger ou de confirmer avec le QG. Attention ! Soupçons de quantité anormale! Le ménage de MATY DIENG avec une taille de 5 personnes a consommé 7 Kg en taille unique de Oignon frais qui est relativement élevé comme consommation par rapport à la condition de vie des autres ménages de même taille dans cette zone. Prière de corriger ou de confirmer avec le QG. Avertissement!! La quantité (4 litre) du produit Huile de palme raffinée consommée  par le ménage semble très élevé, prière de corriger ou confirmer avec le QG. Avertissement!!! Le ménage a consommé 1 Paquet Grand de Thé en sachet, cette quantité semble anormale pour une consommation des 7 derniers jours.Prière de corriger ou de confirmer avec le QG.</w:t>
       </w:r>
     </w:p>
     <w:p>
@@ -2639,7 +2641,7 @@
         <w:rPr>
           <w:sz w:val="20"/>
         </w:rPr>
-        <w:t>- Attention ! Le prix unitaire d'achat (100 Fcfa) de Vinaigre de vin en Verre ( à thé) (taille unique) est relativement élevé par rapport aux autres prix observés dans cette zone. Prière de corriger ou de confirmer avec le QG. Attention ! Le prix unitaire d'achat (300 Fcfa) de Choux en Pièce (Moyen) est relativement élevé par rapport aux autres prix observés dans cette zone. Prière de corriger ou de confirmer avec le QG. Avertissement!! La quantité (3.5 litre) du produit Huile d'arachide raffinée consommée  par le ménage semble très élevé, prière de corriger ou confirmer avec le QG. Avertissement!!! Le ménage a consommé 7 Paquet Petit de Thé en sachet, cette quantité semble anormale pour une consommation des 7 derniers jours.Prière de corriger ou de confirmer avec le QG. Avertissement!! le prix unitaire (125 Fcfa) de Thé en sachet (unité: Paquet) de taille Petit est très faible ou élevé. Prière de corriger ou de confirmer avec le QG.</w:t>
+        <w:t>- Attention ! Le prix unitaire d'achat (100 Fcfa) de Vinaigre de vin en Verre ( à thé) (taille unique) est relativement élevé par rapport aux autres prix observés dans cette zone. Prière de corriger ou de confirmer avec le QG. Avertissement!! La quantité (3.5 litre) du produit Huile d'arachide raffinée consommée  par le ménage semble très élevé, prière de corriger ou confirmer avec le QG. Avertissement!!! Le ménage a consommé 7 Paquet Petit de Thé en sachet, cette quantité semble anormale pour une consommation des 7 derniers jours.Prière de corriger ou de confirmer avec le QG. Avertissement!! le prix unitaire (125 Fcfa) de Thé en sachet (unité: Paquet) de taille Petit est très faible ou élevé. Prière de corriger ou de confirmer avec le QG.</w:t>
       </w:r>
     </w:p>
     <w:p>
@@ -3209,7 +3211,7 @@
         <w:rPr>
           <w:sz w:val="20"/>
         </w:rPr>
-        <w:t>- Attention ! Le prix unitaire d'achat (100 Fcfa) de Ail en Gousse (Petit) est relativement élevé par rapport aux autres prix observés dans cette zone. Prière de corriger ou de confirmer avec le QG. Attention ! Le prix unitaire d'achat (2800 Fcfa) de Pâte d'arachide en Kg (taille unique) est relativement élevé par rapport aux autres prix observés dans cette zone. Prière de corriger ou de confirmer avec le QG. Avertissement!! La quantité (6 litre) du produit Huile de palme raffinée consommée  par le ménage semble très élevé, prière de corriger ou confirmer avec le QG. Avertissement!!! Le ménage a consommé 14 Tas Petit de Capitaine frais, cette quantité semble anormale pour une consommation des 7 derniers jours.Prière de corriger ou de confirmer avec le QG. Avertissement!!! Le ménage a consommé 7 Paquet Petit de Thé en sachet, cette quantité semble anormale pour une consommation des 7 derniers jours.Prière de corriger ou de confirmer avec le QG. Avertissement!! le prix unitaire (100 Fcfa) de Thé en sachet (unité: Paquet) de taille Petit est très faible ou élevé. Prière de corriger ou de confirmer avec le QG. Le prix d'achat unitaire (1000 Fcfa) de Sel en Sac (10 Kg) de taille taille unique est très faible, prière de regarder les reponses prises dans les questions s07bq07a s07bq07b s07bq07c s07bq08 pour mieux corriger.</w:t>
+        <w:t>- Attention ! Le prix unitaire d'achat (200 Fcfa) de Patate douce en Morceau (Portion) (Moyen) est relativement élevé par rapport aux autres prix observés dans cette zone. Prière de corriger ou de confirmer avec le QG. Attention ! Le prix unitaire d'achat (2800 Fcfa) de Pâte d'arachide en Kg (taille unique) est relativement élevé par rapport aux autres prix observés dans cette zone. Prière de corriger ou de confirmer avec le QG. Avertissement!! La quantité (6 litre) du produit Huile de palme raffinée consommée  par le ménage semble très élevé, prière de corriger ou confirmer avec le QG. Avertissement!!! Le ménage a consommé 14 Tas Petit de Capitaine frais, cette quantité semble anormale pour une consommation des 7 derniers jours.Prière de corriger ou de confirmer avec le QG. Avertissement!!! Le ménage a consommé 7 Paquet Petit de Thé en sachet, cette quantité semble anormale pour une consommation des 7 derniers jours.Prière de corriger ou de confirmer avec le QG. Avertissement!! le prix unitaire (100 Fcfa) de Thé en sachet (unité: Paquet) de taille Petit est très faible ou élevé. Prière de corriger ou de confirmer avec le QG. Le prix d'achat unitaire (1000 Fcfa) de Sel en Sac (10 Kg) de taille taille unique est très faible, prière de regarder les reponses prises dans les questions s07bq07a s07bq07b s07bq07c s07bq08 pour mieux corriger.</w:t>
       </w:r>
     </w:p>
     <w:p>
@@ -3769,7 +3771,7 @@
         <w:rPr>
           <w:sz w:val="20"/>
         </w:rPr>
-        <w:t>- Attention ! Le prix unitaire d'achat (50 Fcfa) de Cube alimentaire (Maggi, Jumbo, ) en Cube (Moyen) est relativement élevé par rapport aux autres prix observés dans cette zone. Prière de corriger ou de confirmer avec le QG. Attention ! Le prix unitaire d'achat (700 Fcfa) de Pastèque en Pièce (Moyen) est relativement élevé par rapport aux autres prix observés dans cette zone. Prière de corriger ou de confirmer avec le QG. Avertissement!!! Le ménage a consommé 7 Paquet Petit de Thé en sachet, cette quantité semble anormale pour une consommation des 7 derniers jours.Prière de corriger ou de confirmer avec le QG. Avertissement!! le prix unitaire (100 Fcfa) de Thé en sachet (unité: Paquet) de taille Petit est très faible ou élevé. Prière de corriger ou de confirmer avec le QG.</w:t>
+        <w:t>- Attention ! Le prix unitaire d'achat (50 Fcfa) de Cube alimentaire (Maggi, Jumbo, ) en Cube (Moyen) est relativement élevé par rapport aux autres prix observés dans cette zone. Prière de corriger ou de confirmer avec le QG. Avertissement!!! Le ménage a consommé 7 Paquet Petit de Thé en sachet, cette quantité semble anormale pour une consommation des 7 derniers jours.Prière de corriger ou de confirmer avec le QG. Avertissement!! le prix unitaire (100 Fcfa) de Thé en sachet (unité: Paquet) de taille Petit est très faible ou élevé. Prière de corriger ou de confirmer avec le QG.</w:t>
       </w:r>
     </w:p>
     <w:p>
@@ -4394,7 +4396,7 @@
         <w:rPr>
           <w:sz w:val="20"/>
         </w:rPr>
-        <w:t>- Attention ! Le prix unitaire d'achat (4000 Fcfa) de Ail en Kg (taille unique) est relativement élevé par rapport aux autres prix observés dans cette zone. Prière de corriger ou de confirmer avec le QG. Attention ! Soupçons de quantité anormale! Le ménage de BALLA DIAW avec une taille de 4 personnes a consommé 6 Kg en taille unique de Sucre en poudre  qui est relativement élevé comme consommation par rapport à la condition de vie des autres ménages de même taille dans cette zone. Prière de corriger ou de confirmer avec le QG. Avertissement!!! Le ménage a consommé 1 Paquet Moyen de Thé en sachet, cette quantité semble anormale pour une consommation des 7 derniers jours.Prière de corriger ou de confirmer avec le QG. Le prix d'achat unitaire (6000 Fcfa) de Poivre en Kg de taille taille unique prière de regarder les reponses prises dans les questions s07bq07a s07bq07b s07bq07c s07bq08 pour mieux corriger. Attention ! Le prix unitaire d'achat (6000 Fcfa) de Poivre en Kg (taille unique) est relativement élevé par rapport aux autres prix observés dans cette zone. Prière de corriger ou de confirmer avec le QG. Le prix d'achat unitaire (6000 Fcfa) de Viande de bœuf: filet, faux-filet en Kg de taille taille unique prière de regarder les reponses prises dans les questions s07bq07a s07bq07b s07bq07c s07bq08 pour mieux corriger. Attention ! Le prix unitaire d'achat (6000 Fcfa) de Viande de bœuf: filet, faux-filet en Kg (taille unique) est relativement élevé par rapport aux autres prix observés dans cette zone. Prière de corriger ou de confirmer avec le QG.</w:t>
+        <w:t>- Attention ! Le prix unitaire d'achat (4000 Fcfa) de Ail en Kg (taille unique) est relativement élevé par rapport aux autres prix observés dans cette zone. Prière de corriger ou de confirmer avec le QG. Attention ! Soupçons de quantité anormale! Le ménage de BALLA DIAW avec une taille de 4 personnes a consommé 28 Pièce en taille unique de Œufs frais qui est relativement élevé comme consommation par rapport à la condition de vie des autres ménages de même taille dans cette zone. Prière de corriger ou de confirmer avec le QG. Attention ! Soupçons de quantité anormale! Le ménage de BALLA DIAW avec une taille de 4 personnes a consommé 6 Kg en taille unique de Sucre en poudre  qui est relativement élevé comme consommation par rapport à la condition de vie des autres ménages de même taille dans cette zone. Prière de corriger ou de confirmer avec le QG. Avertissement!!! Le ménage a consommé 1 Paquet Moyen de Thé en sachet, cette quantité semble anormale pour une consommation des 7 derniers jours.Prière de corriger ou de confirmer avec le QG. Le prix d'achat unitaire (6000 Fcfa) de Poivre en Kg de taille taille unique prière de regarder les reponses prises dans les questions s07bq07a s07bq07b s07bq07c s07bq08 pour mieux corriger. Le prix d'achat unitaire (6000 Fcfa) de Viande de bœuf: filet, faux-filet en Kg de taille taille unique prière de regarder les reponses prises dans les questions s07bq07a s07bq07b s07bq07c s07bq08 pour mieux corriger. Attention ! Le prix unitaire d'achat (6000 Fcfa) de Viande de bœuf: filet, faux-filet en Kg (taille unique) est relativement élevé par rapport aux autres prix observés dans cette zone. Prière de corriger ou de confirmer avec le QG.</w:t>
       </w:r>
     </w:p>
     <w:p>
@@ -4555,11 +4557,7 @@
         <w:br/>
         <w:t xml:space="preserve">- Attention ! Appareil TV a été achété à 300000 Fcfa est relativement élevé par rapport aux autres prix d'achat observés dans cette zone. Prière de corriger ou de confirmer avec le QG. Attention ! Appareil TV a été revendu à 200000 Fcfa qui est relativement élevé par rapport aux autres prix de revente observés dans cette zone. Prière de corriger ou de confirmer avec le QG. </w:t>
         <w:br/>
-        <w:t xml:space="preserve">- Attention ! Congélateur a été achété à 400000 Fcfa est relativement élevé par rapport aux autres prix d'achat observés dans cette zone. Prière de corriger ou de confirmer avec le QG. </w:t>
-        <w:br/>
-        <w:t xml:space="preserve">- Attention ! Foyers améliorés a été achété à 2000 Fcfa est relativement faible par rapport aux autres prix d'achat observés dans cette zone. Prière de corriger ou de confirmer avec le QG. </w:t>
-        <w:br/>
-        <w:t>- Attention ! Matelas simple a été revendu à 120000 Fcfa qui est relativement élevé par rapport aux autres prix de revente observés dans cette zone. Prière de corriger ou de confirmer avec le QG.</w:t>
+        <w:t>- Attention ! Foyers améliorés a été achété à 2000 Fcfa est relativement faible par rapport aux autres prix d'achat observés dans cette zone. Prière de corriger ou de confirmer avec le QG. Attention ! Foyers améliorés a été revendu à 1000 Fcfa qui est relativement faible par rapport aux autres prix de revente observés dans cette zone. Prière de corriger ou de confirmer avec le QG.</w:t>
       </w:r>
     </w:p>
     <w:p>
@@ -4981,7 +4979,7 @@
         </w:rPr>
         <w:t xml:space="preserve">- Avertissement!!! L'âge de Gniagna Sow avec son niveau d'étude (Fondamental 2) semble incoherent, veuillez confirmer cette information avec le QG ou corriger l'incohérence. Le domaine que Gniagna Sow bénéficié de cette formation est elevage et semble exister dans les modalités, prière de prendre attache avec le QG pour plus d'explication afin de la classer bien. Attention ! Le frais de scolarité (20000 Fcfa) de Gniagna Sow en 4ème année de Secondaire 1 (Moyen) Général est relativement élevé par rapport aux autres frais de scolarités observés dans cette zone. Prière de corriger ou de confirmer avec le QG. </w:t>
         <w:br/>
-        <w:t xml:space="preserve">- Le montant des autres depenses pour l'année scolaire de Abdoulaye Sow est faible ou élevé. veuillez, s'il vous plait, confirmer ces informations avec le QG ou apporter les corrections nécessaires. </w:t>
+        <w:t xml:space="preserve">- Le montant des autres depenses pour l'année scolaire de Abdoulaye Sow est faible ou élevé. veuillez, s'il vous plait, confirmer ces informations avec le QG ou apporter les corrections nécessaires. Attention ! Le frais de scolarité (122000 Fcfa) de Abdoulaye Sow en 3ème année de Secondaire 2 Général est relativement élevé par rapport aux autres frais de scolarités observés dans cette zone. Prière de corriger ou de confirmer avec le QG. </w:t>
         <w:br/>
         <w:t xml:space="preserve">- Le montant des autres depenses pour l'année scolaire de Moustapha Sow est faible ou élevé. veuillez, s'il vous plait, confirmer ces informations avec le QG ou apporter les corrections nécessaires. </w:t>
         <w:br/>
@@ -5644,7 +5642,7 @@
         <w:rPr>
           <w:sz w:val="20"/>
         </w:rPr>
-        <w:t>- Avertissement!!! Le ménage a consommé 7 Paquet Petit de Thé en sachet, cette quantité semble anormale pour une consommation des 7 derniers jours.Prière de corriger ou de confirmer avec le QG.</w:t>
+        <w:t>- Attention ! Soupçons de quantité anormale! Le ménage de DAOUDA SOW avec une taille de 3 personnes a consommé 7 Kg en taille unique de Sucre en poudre  qui est relativement élevé comme consommation par rapport à la condition de vie des autres ménages de même taille dans cette zone. Prière de corriger ou de confirmer avec le QG. Avertissement!!! Le ménage a consommé 7 Paquet Petit de Thé en sachet, cette quantité semble anormale pour une consommation des 7 derniers jours.Prière de corriger ou de confirmer avec le QG.</w:t>
       </w:r>
     </w:p>
     <w:p>
@@ -6183,7 +6181,7 @@
         <w:rPr>
           <w:sz w:val="20"/>
         </w:rPr>
-        <w:t>- Attention ! Le prix unitaire d'achat (150 Fcfa) de Pain moderne (Baguette) en miche (Moyen) est relativement faible par rapport aux autres prix observés dans cette zone. Prière de corriger ou de confirmer avec le QG. Attention ! Le prix unitaire d'achat (200 Fcfa) de Carotte en Pièce (Petit) est relativement élevé par rapport aux autres prix observés dans cette zone. Prière de corriger ou de confirmer avec le QG. Attention ! Le prix unitaire d'achat (300 Fcfa) de Concentré de tomate en Sachets industriel (Moyen) est relativement élevé par rapport aux autres prix observés dans cette zone. Prière de corriger ou de confirmer avec le QG. Attention ! Le prix unitaire d'achat (3500 Fcfa) de Viande de bœuf: filet, faux-filet en Kg (taille unique) est relativement faible par rapport aux autres prix observés dans cette zone. Prière de corriger ou de confirmer avec le QG. Avertissement!! La quantité (20 litre) du produit Huile de palme raffinée consommée  par le ménage semble très élevé, prière de corriger ou confirmer avec le QG.</w:t>
+        <w:t>- Attention ! Le prix unitaire d'achat (125 Fcfa) de Tomate fraîche en Sachets (Petit) est relativement élevé par rapport aux autres prix observés dans cette zone. Prière de corriger ou de confirmer avec le QG. Attention ! Le prix unitaire d'achat (150 Fcfa) de Pain moderne (Baguette) en miche (Moyen) est relativement faible par rapport aux autres prix observés dans cette zone. Prière de corriger ou de confirmer avec le QG. Attention ! Le prix unitaire d'achat (200 Fcfa) de Carotte en Pièce (Petit) est relativement élevé par rapport aux autres prix observés dans cette zone. Prière de corriger ou de confirmer avec le QG. Attention ! Le prix unitaire d'achat (300 Fcfa) de Concentré de tomate en Sachets industriel (Moyen) est relativement élevé par rapport aux autres prix observés dans cette zone. Prière de corriger ou de confirmer avec le QG. Attention ! Le prix unitaire d'achat (3500 Fcfa) de Viande de bœuf: filet, faux-filet en Kg (taille unique) est relativement faible par rapport aux autres prix observés dans cette zone. Prière de corriger ou de confirmer avec le QG. Attention ! Le prix unitaire d'achat (600 Fcfa) de Spaghettis en Sachets industriel (Moyen) est relativement élevé par rapport aux autres prix observés dans cette zone. Prière de corriger ou de confirmer avec le QG. Attention ! Le prix unitaire d'achat (700 Fcfa) de Salade (laitue) en Gousse (Moyen) est relativement élevé par rapport aux autres prix observés dans cette zone. Prière de corriger ou de confirmer avec le QG. Avertissement!! La quantité (20 litre) du produit Huile de palme raffinée consommée  par le ménage semble très élevé, prière de corriger ou confirmer avec le QG. Incohérence!! Dans ce ménage, chaque individus consomme par jour .6964286 Kg  de cereale; Prière de revoir les quantités prises de ces produits.</w:t>
       </w:r>
     </w:p>
     <w:p>
@@ -6267,7 +6265,7 @@
         <w:rPr>
           <w:sz w:val="20"/>
         </w:rPr>
-        <w:t xml:space="preserve">- Attention ! Voiture personnelle a été revendu à 8000000 Fcfa qui est relativement élevé par rapport aux autres prix de revente observés dans cette zone. Prière de corriger ou de confirmer avec le QG. </w:t>
+        <w:t xml:space="preserve">- Attention ! Voiture personnelle a été achété à 8000000 Fcfa est relativement élevé par rapport aux autres prix d'achat observés dans cette zone. Prière de corriger ou de confirmer avec le QG. Attention ! Voiture personnelle a été revendu à 8000000 Fcfa qui est relativement élevé par rapport aux autres prix de revente observés dans cette zone. Prière de corriger ou de confirmer avec le QG. </w:t>
         <w:br/>
         <w:t>- Le nombre d'article ( Salon  (Fauteuils et table basse))  dans ce ménages est élevé (4), prière de corriger ou confirmer avec le QG.</w:t>
       </w:r>
@@ -7227,9 +7225,7 @@
         <w:rPr>
           <w:sz w:val="20"/>
         </w:rPr>
-        <w:t xml:space="preserve">- La raison pourquoi AMINATA NDIAYE n'a pas travaillé au cours des 7 derniers jours est Arrêt temporaire à cause du maladie de son mari et semble avoir un emploi ou exister dans les modalités, prière de de bien regarder l'emploi AMINATA NDIAYE  ou de prendre attache avec le QG pour plus d'explication afin de la classer bien.  La  raison principale que AMINATA NDIAYE n'a pas cherché du travail au cours des 30 derniers jours est Arrêt temporaire causé par la maladie de son mari et semble exister dans les modalités, prière de prendre attache avec le QG pour plus d'explication afin de la classer bien. </w:t>
-        <w:br/>
-        <w:t>- Avertissement AMINATA SARR est Etudiant/Elève de la 4.21 mais AMINATA SARR n'a pas frequenté l'école en 2024-2025, prière de corriger ou confirmer cette information avec le QG.</w:t>
+        <w:t>- La raison pourquoi AMINATA NDIAYE n'a pas travaillé au cours des 7 derniers jours est Arrêt temporaire à cause du maladie de son mari et semble avoir un emploi ou exister dans les modalités, prière de de bien regarder l'emploi AMINATA NDIAYE  ou de prendre attache avec le QG pour plus d'explication afin de la classer bien.  La  raison principale que AMINATA NDIAYE n'a pas cherché du travail au cours des 30 derniers jours est Arrêt temporaire causé par la maladie de son mari et semble exister dans les modalités, prière de prendre attache avec le QG pour plus d'explication afin de la classer bien.</w:t>
       </w:r>
     </w:p>
     <w:p>
@@ -7252,8 +7248,6 @@
         </w:rPr>
         <w:t xml:space="preserve">- Attention ! Le nombre de jours que ABDOU AZIZ SARR a travaillés par mois semble être inférieur à 15. Veuillez, s'il vous plaît, confirmer cette information. </w:t>
         <w:br/>
-        <w:t xml:space="preserve">- Attention ! Le nombre de jours que ANTA SALL a travaillés par mois semble être inférieur à 15. Veuillez, s'il vous plaît, confirmer cette information. </w:t>
-        <w:br/>
         <w:t>- Attention ! Le nombre de jours que MATY MANGANE a travaillés par mois semble être inférieur à 15. Veuillez, s'il vous plaît, confirmer cette information.</w:t>
       </w:r>
     </w:p>
@@ -7275,7 +7269,7 @@
         <w:rPr>
           <w:sz w:val="20"/>
         </w:rPr>
-        <w:t>- Attention ! Le prix unitaire d'achat (50 Fcfa) de Courge en Morceau (Portion) (Petit) est relativement faible par rapport aux autres prix observés dans cette zone. Prière de corriger ou de confirmer avec le QG. Avertissement!! La quantité (3.5 litre) du produit Huile de palme raffinée consommée  par le ménage semble très élevé, prière de corriger ou confirmer avec le QG. Attention ! Le prix unitaire d'achat (600 Fcfa) de Huile de palme raffinée en Litre (taille unique) est relativement faible par rapport aux autres prix observés dans cette zone. Prière de corriger ou de confirmer avec le QG. Avertissement!!! Le ménage a consommé 1 Paquet Moyen de Thé en sachet, cette quantité semble anormale pour une consommation des 7 derniers jours.Prière de corriger ou de confirmer avec le QG.</w:t>
+        <w:t>- Attention ! Le prix unitaire d'achat (200 Fcfa) de Tomate fraîche en Sachets (Petit) est relativement élevé par rapport aux autres prix observés dans cette zone. Prière de corriger ou de confirmer avec le QG. Avertissement!! La quantité (3.5 litre) du produit Huile de palme raffinée consommée  par le ménage semble très élevé, prière de corriger ou confirmer avec le QG. Attention ! Le prix unitaire d'achat (600 Fcfa) de Huile de palme raffinée en Litre (taille unique) est relativement faible par rapport aux autres prix observés dans cette zone. Prière de corriger ou de confirmer avec le QG. Avertissement!!! Le ménage a consommé 1 Paquet Moyen de Thé en sachet, cette quantité semble anormale pour une consommation des 7 derniers jours.Prière de corriger ou de confirmer avec le QG.</w:t>
       </w:r>
     </w:p>
     <w:p>
@@ -7296,7 +7290,7 @@
         <w:rPr>
           <w:sz w:val="20"/>
         </w:rPr>
-        <w:t>- En cas de coupure de courant du réseau, la source d’énergie que le ménage utilise est Téléphone et semble exister dans les modalités, prière de prendre attache avec le QG pour plus d'explication afin de la classer bien.</w:t>
+        <w:t>- En cas de coupure de courant du réseau, la source d’énergie que le ménage utilise est Torche des Téléphones et semble exister dans les modalités, prière de prendre attache avec le QG pour plus d'explication afin de la classer bien.</w:t>
       </w:r>
     </w:p>
     <w:p>
@@ -7317,8 +7311,6 @@
         <w:rPr>
           <w:sz w:val="20"/>
         </w:rPr>
-        <w:t xml:space="preserve">- Attention ! Bonbonne de gaz a été achété à 110000 Fcfa est relativement élevé par rapport aux autres prix d'achat observés dans cette zone. Prière de corriger ou de confirmer avec le QG. </w:t>
-        <w:br/>
         <w:t>- Attention ! Fer à repasser à charbon a été achété à 9999 Fcfa est relativement élevé par rapport aux autres prix d'achat observés dans cette zone. Prière de corriger ou de confirmer avec le QG. Attention ! Fer à repasser à charbon a été revendu à 9999 Fcfa qui est relativement élevé par rapport aux autres prix de revente observés dans cette zone. Prière de corriger ou de confirmer avec le QG.</w:t>
       </w:r>
     </w:p>
